--- a/word_reports/LP_0241_위치_720_Michael Jackson_Dangerous.docx
+++ b/word_reports/LP_0241_위치_720_Michael Jackson_Dangerous.docx
@@ -4,7 +4,7 @@
   <w:body>
     <w:p>
       <w:pPr>
-        <w:spacing w:after="280"/>
+        <w:spacing w:after="80"/>
       </w:pPr>
       <w:r>
         <w:rPr w:rFonts="맑은 고딕">
@@ -13,94 +13,47 @@
           <w:color w:val="1E3A8A"/>
           <w:sz w:val="30"/>
         </w:rPr>
-        <w:t>[720] Michael Jackson - Dangerous  (더블)</w:t>
+        <w:t>Michael Jackson (마이클 잭슨) - Dangerous  (더블)</w:t>
       </w:r>
     </w:p>
     <w:p>
       <w:pPr>
-        <w:spacing w:after="320"/>
+        <w:spacing w:after="240"/>
       </w:pPr>
       <w:r>
         <w:rPr w:rFonts="맑은 고딕">
           <w:rFonts w:ascii="맑은 고딕" w:hAnsi="맑은 고딕" w:eastAsia="맑은 고딕"/>
           <w:b/>
-          <w:sz w:val="20"/>
+          <w:color w:val="4B5563"/>
+          <w:sz w:val="22"/>
         </w:rPr>
-        <w:t>■ 위치 : 720</w:t>
-        <w:br/>
-      </w:r>
-      <w:r>
-        <w:rPr w:rFonts="맑은 고딕">
-          <w:rFonts w:ascii="맑은 고딕" w:hAnsi="맑은 고딕" w:eastAsia="맑은 고딕"/>
-          <w:b/>
-          <w:sz w:val="20"/>
-        </w:rPr>
-        <w:t>■ 아티스트 : Michael Jackson</w:t>
-        <w:br/>
-      </w:r>
-      <w:r>
-        <w:rPr w:rFonts="맑은 고딕">
-          <w:rFonts w:ascii="맑은 고딕" w:hAnsi="맑은 고딕" w:eastAsia="맑은 고딕"/>
-          <w:b/>
-          <w:sz w:val="20"/>
-        </w:rPr>
-        <w:t>■ 앨범명 : Dangerous  (더블)</w:t>
-        <w:br/>
-      </w:r>
-      <w:r>
-        <w:rPr w:rFonts="맑은 고딕">
-          <w:rFonts w:ascii="맑은 고딕" w:hAnsi="맑은 고딕" w:eastAsia="맑은 고딕"/>
-          <w:b w:val="0"/>
-          <w:sz w:val="20"/>
-        </w:rPr>
-        <w:t>■ 음반 레이블 : Epic Records</w:t>
-        <w:br/>
-      </w:r>
-      <w:r>
-        <w:rPr w:rFonts="맑은 고딕">
-          <w:rFonts w:ascii="맑은 고딕" w:hAnsi="맑은 고딕" w:eastAsia="맑은 고딕"/>
-          <w:b w:val="0"/>
-          <w:sz w:val="20"/>
-        </w:rPr>
-        <w:t>■ 발매년도 : 1991</w:t>
-        <w:br/>
-      </w:r>
-      <w:r>
-        <w:rPr w:rFonts="맑은 고딕">
-          <w:rFonts w:ascii="맑은 고딕" w:hAnsi="맑은 고딕" w:eastAsia="맑은 고딕"/>
-          <w:b w:val="0"/>
-          <w:sz w:val="20"/>
-        </w:rPr>
-        <w:t>■ 장르 : 뉴 잭 스윙(New Jack Swing), 팝(Pop), 알앤비(R&amp;B), 댄스 팝(Dance-Pop)</w:t>
-        <w:br/>
-      </w:r>
-      <w:r>
-        <w:rPr w:rFonts="맑은 고딕">
-          <w:rFonts w:ascii="맑은 고딕" w:hAnsi="맑은 고딕" w:eastAsia="맑은 고딕"/>
-          <w:b w:val="0"/>
-          <w:sz w:val="20"/>
-        </w:rPr>
-        <w:t>■ 주요 수록곡 : Jam, Remember the Time, Black or White, Heal the World, Give In to Me, Dangerous</w:t>
-        <w:br/>
+        <w:t>위치 :  720</w:t>
       </w:r>
     </w:p>
     <w:p>
       <w:pPr>
-        <w:spacing w:after="160"/>
+        <w:spacing w:line="324" w:lineRule="auto" w:before="80" w:after="160"/>
       </w:pPr>
       <w:r>
         <w:rPr w:rFonts="맑은 고딕">
           <w:rFonts w:ascii="맑은 고딕" w:hAnsi="맑은 고딕" w:eastAsia="맑은 고딕"/>
           <w:b/>
           <w:color w:val="1F2937"/>
-          <w:sz w:val="24"/>
+          <w:sz w:val="22"/>
         </w:rPr>
-        <w:t>■ 음반 해설 및 감상 가이드</w:t>
+        <w:t xml:space="preserve">[음반 소개] </w:t>
+      </w:r>
+      <w:r>
+        <w:rPr w:rFonts="맑은 고딕">
+          <w:rFonts w:ascii="맑은 고딕" w:hAnsi="맑은 고딕" w:eastAsia="맑은 고딕"/>
+          <w:b w:val="0"/>
+          <w:sz w:val="21"/>
+        </w:rPr>
       </w:r>
     </w:p>
     <w:p>
       <w:pPr>
-        <w:spacing w:line="312" w:lineRule="auto" w:after="120"/>
+        <w:spacing w:line="324" w:lineRule="auto" w:after="120"/>
       </w:pPr>
       <w:r>
         <w:rPr w:rFonts="맑은 고딕">
@@ -108,51 +61,516 @@
           <w:b w:val="0"/>
           <w:sz w:val="21"/>
         </w:rPr>
-        <w:t>1991년에 발매된 마이클 잭슨(Michael Jackson)의 여덟 번째 스튜디오 앨범 《Dangerous》는 '팝의 황제'가 대중음악의 패러다임을 또 한 번 새롭게 정립한 거작입니다. 명프로듀서 퀸시 존스와의 전설적인 삼부작 시대(Off the Wall, Thriller, Bad)를 완벽하게 마무리한 그는, 당대 신흥 장르였던 '뉴 잭 스윙(New Jack Swing)'의 선구자 테디 라일리(Teddy Riley)와 손을 잡았습니다. 한층 더 날카롭고 기계적인 리듬감, 그리고 세련된 어반(Urban) 사운드를 적극적으로 수용한 이 음반은 90년대 사운드의 모태가 된 아티스트 본인의 완벽한 음악적 홀로서기를 증명한 명반입니다.</w:t>
+        <w:t>1990년대의 서막을 화려하게 열어젖히며 팝 음악의 미학적 지평을 다시금 확장한 《Dangerous》는 '팝의 황제' 마이클 잭슨이 자신의 음악적 야심과 영혼의 울림을 온전히 투영해 낸 기념비적인 걸작입니다. 오랜 조력자였던 퀸시 존스의 품을 벗어나 뉴 잭 스윙(New Jack Swing)의 개척자 테디 라일리와 손잡고 일궈낸 이 대담한 서사는, 정교하고 날카로운 리듬의 한계를 부수며 대중음악사에 유례없는 입체적 사운드를 구축하였습니다. 세기말의 불안을 꿰뚫는 강렬한 비트 속에 깃든 인류애와 숭고한 서정성은 턴테이블 위에서 검은 바이닐이 회전할 때마다 세월의 먼지를 털어내고 숨이 멎을 듯한 경외감을 선사합니다.</w:t>
       </w:r>
     </w:p>
     <w:p>
       <w:pPr>
-        <w:spacing w:line="312" w:lineRule="auto" w:after="120"/>
+        <w:spacing w:line="324" w:lineRule="auto" w:before="200" w:after="80"/>
       </w:pPr>
+      <w:r>
+        <w:rPr w:rFonts="맑은 고딕">
+          <w:rFonts w:ascii="맑은 고딕" w:hAnsi="맑은 고딕" w:eastAsia="맑은 고딕"/>
+          <w:b/>
+          <w:color w:val="1E3A8A"/>
+          <w:sz w:val="24"/>
+        </w:rPr>
+        <w:t>1. 음반 데이터</w:t>
+      </w:r>
+    </w:p>
+    <w:p>
+      <w:pPr>
+        <w:spacing w:line="324" w:lineRule="auto" w:after="80"/>
+      </w:pPr>
+      <w:r>
+        <w:rPr w:rFonts="맑은 고딕">
+          <w:rFonts w:ascii="맑은 고딕" w:hAnsi="맑은 고딕" w:eastAsia="맑은 고딕"/>
+          <w:b w:val="0"/>
+          <w:color w:val="6B7280"/>
+          <w:sz w:val="21"/>
+        </w:rPr>
+        <w:t xml:space="preserve">· </w:t>
+      </w:r>
+      <w:r>
+        <w:rPr w:rFonts="맑은 고딕">
+          <w:rFonts w:ascii="맑은 고딕" w:hAnsi="맑은 고딕" w:eastAsia="맑은 고딕"/>
+          <w:b/>
+          <w:color w:val="1F2937"/>
+          <w:sz w:val="21"/>
+        </w:rPr>
+        <w:t xml:space="preserve">앨범명: </w:t>
+      </w:r>
       <w:r>
         <w:rPr w:rFonts="맑은 고딕">
           <w:rFonts w:ascii="맑은 고딕" w:hAnsi="맑은 고딕" w:eastAsia="맑은 고딕"/>
           <w:b w:val="0"/>
           <w:sz w:val="21"/>
         </w:rPr>
-        <w:t>본 작의 가장 큰 음악적 가치는 장르의 경계를 유연하게 허무는 압도적인 스펙트럼에 있습니다. 강렬한 공업적 타이핑 비트와 타악기가 폭발하는 포문 &lt;Jam&gt;을 시작으로, 고전적이고 영적인 알앤비 선율을 간직한 &lt;Remember the Time&gt;, 그리고 범인류적 메시지와 감동적인 멜로디가 어우러진 &lt;Heal the World&gt;까지 대작으로서의 위용을 과시합니다. 아울러 록 밴드 건즈 앤 로지스의 슬래시(Slash)가 참여한 &lt;Give In to Me&gt;와 하드 록 림과 인종 통합의 메시지를 결합해 전 세계를 매료시킨 &lt;Black or White&gt;는 팝, 록, 알앤비를 집대성한 마이클 잭슨 특유의 올라운더적 천재성을 잘 보여줍니다.</w:t>
+        <w:t>Dangerous  (더블)</w:t>
       </w:r>
     </w:p>
     <w:p>
       <w:pPr>
-        <w:spacing w:line="312" w:lineRule="auto" w:after="120"/>
+        <w:spacing w:line="324" w:lineRule="auto" w:after="80"/>
       </w:pPr>
+      <w:r>
+        <w:rPr w:rFonts="맑은 고딕">
+          <w:rFonts w:ascii="맑은 고딕" w:hAnsi="맑은 고딕" w:eastAsia="맑은 고딕"/>
+          <w:b w:val="0"/>
+          <w:color w:val="6B7280"/>
+          <w:sz w:val="21"/>
+        </w:rPr>
+        <w:t xml:space="preserve">· </w:t>
+      </w:r>
+      <w:r>
+        <w:rPr w:rFonts="맑은 고딕">
+          <w:rFonts w:ascii="맑은 고딕" w:hAnsi="맑은 고딕" w:eastAsia="맑은 고딕"/>
+          <w:b/>
+          <w:color w:val="1F2937"/>
+          <w:sz w:val="21"/>
+        </w:rPr>
+        <w:t xml:space="preserve">아티스트: </w:t>
+      </w:r>
       <w:r>
         <w:rPr w:rFonts="맑은 고딕">
           <w:rFonts w:ascii="맑은 고딕" w:hAnsi="맑은 고딕" w:eastAsia="맑은 고딕"/>
           <w:b w:val="0"/>
           <w:sz w:val="21"/>
         </w:rPr>
-        <w:t>이 음반에서 마이클 잭슨의 보컬은 완숙기의 절정을 보여줍니다. 날카롭게 호흡을 터뜨리는 추임새와 공격적이고 리드미컬한 스캣은 그 자체로 하나의 완벽한 타악기처럼 작동하며, 감성적인 발라드에서는 섬세한 미성과 폭발적인 성량으로 듣는 이의 마음을 흔듭니다. 테디 라일리의 정교하고 묵직한 드럼 머신 비트와 마이클 잭슨의 스펙터클한 입체적 보컬 편곡은 더블 LP 판본 특유의 넓은 다이내믹 레인지를 통해 한층 더 깊고 풍부한 사운드 스테이지로 재생됩니다.</w:t>
+        <w:t>Michael Jackson (마이클 잭슨)</w:t>
       </w:r>
     </w:p>
     <w:p>
       <w:pPr>
-        <w:spacing w:line="312" w:lineRule="auto" w:after="120"/>
+        <w:spacing w:line="324" w:lineRule="auto" w:after="80"/>
       </w:pPr>
+      <w:r>
+        <w:rPr w:rFonts="맑은 고딕">
+          <w:rFonts w:ascii="맑은 고딕" w:hAnsi="맑은 고딕" w:eastAsia="맑은 고딕"/>
+          <w:b w:val="0"/>
+          <w:color w:val="6B7280"/>
+          <w:sz w:val="21"/>
+        </w:rPr>
+        <w:t xml:space="preserve">· </w:t>
+      </w:r>
+      <w:r>
+        <w:rPr w:rFonts="맑은 고딕">
+          <w:rFonts w:ascii="맑은 고딕" w:hAnsi="맑은 고딕" w:eastAsia="맑은 고딕"/>
+          <w:b/>
+          <w:color w:val="1F2937"/>
+          <w:sz w:val="21"/>
+        </w:rPr>
+        <w:t xml:space="preserve">발매 정보: </w:t>
+      </w:r>
       <w:r>
         <w:rPr w:rFonts="맑은 고딕">
           <w:rFonts w:ascii="맑은 고딕" w:hAnsi="맑은 고딕" w:eastAsia="맑은 고딕"/>
           <w:b w:val="0"/>
           <w:sz w:val="21"/>
         </w:rPr>
-        <w:t>마크 라이덴(Mark Ryden)의 초현실주의적 앨범 커버 아트워크부터 LP 음골에 새겨진 밀도 높은 음향 제작에 이르기까지, 《Dangerous》는 90년대 대중문화가 도달할 수 있었던 미학의 최정점을 제시합니다. 이 아날로그 더블 LP를 청음하는 것은 단순히 히트곡을 듣는 경험을 넘어, 시대의 한계를 뛰어넘어 자신의 음악적 제국을 더욱 견고히 구축했던 거장의 뜨거운 예술 혼을 온전히 체감하는 고품격 음악 여정이 될 것입니다.</w:t>
+        <w:t>1991년 11월 26일 에픽 레코드(Epic Records)를 통해 발매된 마이클 잭슨의 통산 8번째 정규 스튜디오 앨범으로, 77분에 달하는 장대한 음악적 서사를 온전한 음질로 담아내기 위해 호화로운 2LP(더블 바이닐) 형태로 제작되어 현대 팝 음악의 패러다임을 바꾼 역사적 역작입니다.</w:t>
+      </w:r>
+    </w:p>
+    <w:p>
+      <w:pPr>
+        <w:spacing w:line="324" w:lineRule="auto" w:after="80"/>
+      </w:pPr>
+      <w:r>
+        <w:rPr w:rFonts="맑은 고딕">
+          <w:rFonts w:ascii="맑은 고딕" w:hAnsi="맑은 고딕" w:eastAsia="맑은 고딕"/>
+          <w:b w:val="0"/>
+          <w:color w:val="6B7280"/>
+          <w:sz w:val="21"/>
+        </w:rPr>
+        <w:t xml:space="preserve">· </w:t>
+      </w:r>
+      <w:r>
+        <w:rPr w:rFonts="맑은 고딕">
+          <w:rFonts w:ascii="맑은 고딕" w:hAnsi="맑은 고딕" w:eastAsia="맑은 고딕"/>
+          <w:b/>
+          <w:color w:val="1F2937"/>
+          <w:sz w:val="21"/>
+        </w:rPr>
+        <w:t xml:space="preserve">LP 인기도(판매량): </w:t>
+      </w:r>
+      <w:r>
+        <w:rPr w:rFonts="맑은 고딕">
+          <w:rFonts w:ascii="맑은 고딕" w:hAnsi="맑은 고딕" w:eastAsia="맑은 고딕"/>
+          <w:b w:val="0"/>
+          <w:sz w:val="21"/>
+        </w:rPr>
+        <w:t>발매와 동시에 미국 빌보드 200 차트와 영국 오피셜 앨범 차트를 포함한 전 세계 주요 차트 1위를 석권하였으며, 전 세계적으로 3,200만 장 이상의 경이적인 판매고를 기록하며 바이닐 시대를 지나 디지털 매체로 전환되던 과도기 속에서도 독보적인 대중적 파급력을 과시하였습니다.</w:t>
+      </w:r>
+    </w:p>
+    <w:p>
+      <w:pPr>
+        <w:spacing w:line="324" w:lineRule="auto" w:after="80"/>
+      </w:pPr>
+      <w:r>
+        <w:rPr w:rFonts="맑은 고딕">
+          <w:rFonts w:ascii="맑은 고딕" w:hAnsi="맑은 고딕" w:eastAsia="맑은 고딕"/>
+          <w:b w:val="0"/>
+          <w:color w:val="6B7280"/>
+          <w:sz w:val="21"/>
+        </w:rPr>
+        <w:t xml:space="preserve">· </w:t>
+      </w:r>
+      <w:r>
+        <w:rPr w:rFonts="맑은 고딕">
+          <w:rFonts w:ascii="맑은 고딕" w:hAnsi="맑은 고딕" w:eastAsia="맑은 고딕"/>
+          <w:b/>
+          <w:color w:val="1F2937"/>
+          <w:sz w:val="21"/>
+        </w:rPr>
+        <w:t xml:space="preserve">각종 수상경력: </w:t>
+      </w:r>
+      <w:r>
+        <w:rPr w:rFonts="맑은 고딕">
+          <w:rFonts w:ascii="맑은 고딕" w:hAnsi="맑은 고딕" w:eastAsia="맑은 고딕"/>
+          <w:b w:val="0"/>
+          <w:sz w:val="21"/>
+        </w:rPr>
+        <w:t>1993년 제35회 그래미 어워드에서 대중음악 엔지니어링의 정점으로 평가받는 '베스트 엔지니어드 앨범(Best Engineered Album, Non-Classical)' 부문을 수상하였으며, 아메리칸 뮤직 어워드(AMA) '페이보릿 팝/록 앨범' 등 유수의 음악상을 휩쓸며 음악성과 예술적 완성도를 두루 공인받았습니다.</w:t>
+      </w:r>
+    </w:p>
+    <w:p>
+      <w:pPr>
+        <w:spacing w:line="324" w:lineRule="auto" w:before="200" w:after="80"/>
+      </w:pPr>
+      <w:r>
+        <w:rPr w:rFonts="맑은 고딕">
+          <w:rFonts w:ascii="맑은 고딕" w:hAnsi="맑은 고딕" w:eastAsia="맑은 고딕"/>
+          <w:b/>
+          <w:color w:val="1E3A8A"/>
+          <w:sz w:val="24"/>
+        </w:rPr>
+        <w:t>2. 아티스트 정보</w:t>
+      </w:r>
+    </w:p>
+    <w:p>
+      <w:pPr>
+        <w:spacing w:line="324" w:lineRule="auto" w:after="80"/>
+      </w:pPr>
+      <w:r>
+        <w:rPr w:rFonts="맑은 고딕">
+          <w:rFonts w:ascii="맑은 고딕" w:hAnsi="맑은 고딕" w:eastAsia="맑은 고딕"/>
+          <w:b w:val="0"/>
+          <w:color w:val="6B7280"/>
+          <w:sz w:val="21"/>
+        </w:rPr>
+        <w:t xml:space="preserve">· </w:t>
+      </w:r>
+      <w:r>
+        <w:rPr w:rFonts="맑은 고딕">
+          <w:rFonts w:ascii="맑은 고딕" w:hAnsi="맑은 고딕" w:eastAsia="맑은 고딕"/>
+          <w:b/>
+          <w:color w:val="1F2937"/>
+          <w:sz w:val="21"/>
+        </w:rPr>
+        <w:t xml:space="preserve">국적: </w:t>
+      </w:r>
+      <w:r>
+        <w:rPr w:rFonts="맑은 고딕">
+          <w:rFonts w:ascii="맑은 고딕" w:hAnsi="맑은 고딕" w:eastAsia="맑은 고딕"/>
+          <w:b w:val="0"/>
+          <w:sz w:val="21"/>
+        </w:rPr>
+        <w:t>미국 (USA)</w:t>
+      </w:r>
+    </w:p>
+    <w:p>
+      <w:pPr>
+        <w:spacing w:line="324" w:lineRule="auto" w:after="80"/>
+      </w:pPr>
+      <w:r>
+        <w:rPr w:rFonts="맑은 고딕">
+          <w:rFonts w:ascii="맑은 고딕" w:hAnsi="맑은 고딕" w:eastAsia="맑은 고딕"/>
+          <w:b w:val="0"/>
+          <w:color w:val="6B7280"/>
+          <w:sz w:val="21"/>
+        </w:rPr>
+        <w:t xml:space="preserve">· </w:t>
+      </w:r>
+      <w:r>
+        <w:rPr w:rFonts="맑은 고딕">
+          <w:rFonts w:ascii="맑은 고딕" w:hAnsi="맑은 고딕" w:eastAsia="맑은 고딕"/>
+          <w:b/>
+          <w:color w:val="1F2937"/>
+          <w:sz w:val="21"/>
+        </w:rPr>
+        <w:t xml:space="preserve">생몰년도: </w:t>
+      </w:r>
+      <w:r>
+        <w:rPr w:rFonts="맑은 고딕">
+          <w:rFonts w:ascii="맑은 고딕" w:hAnsi="맑은 고딕" w:eastAsia="맑은 고딕"/>
+          <w:b w:val="0"/>
+          <w:sz w:val="21"/>
+        </w:rPr>
+        <w:t>1958년 8월 29일 – 2009년 6월 25일</w:t>
+      </w:r>
+    </w:p>
+    <w:p>
+      <w:pPr>
+        <w:spacing w:line="324" w:lineRule="auto" w:after="80"/>
+      </w:pPr>
+      <w:r>
+        <w:rPr w:rFonts="맑은 고딕">
+          <w:rFonts w:ascii="맑은 고딕" w:hAnsi="맑은 고딕" w:eastAsia="맑은 고딕"/>
+          <w:b w:val="0"/>
+          <w:color w:val="6B7280"/>
+          <w:sz w:val="21"/>
+        </w:rPr>
+        <w:t xml:space="preserve">· </w:t>
+      </w:r>
+      <w:r>
+        <w:rPr w:rFonts="맑은 고딕">
+          <w:rFonts w:ascii="맑은 고딕" w:hAnsi="맑은 고딕" w:eastAsia="맑은 고딕"/>
+          <w:b/>
+          <w:color w:val="1F2937"/>
+          <w:sz w:val="21"/>
+        </w:rPr>
+        <w:t xml:space="preserve">그룹 소속: </w:t>
+      </w:r>
+      <w:r>
+        <w:rPr w:rFonts="맑은 고딕">
+          <w:rFonts w:ascii="맑은 고딕" w:hAnsi="맑은 고딕" w:eastAsia="맑은 고딕"/>
+          <w:b w:val="0"/>
+          <w:sz w:val="21"/>
+        </w:rPr>
+        <w:t>솔로 (전 잭슨 파이브 / The Jacksons 멤버)</w:t>
+      </w:r>
+    </w:p>
+    <w:p>
+      <w:pPr>
+        <w:spacing w:line="324" w:lineRule="auto" w:after="80"/>
+      </w:pPr>
+      <w:r>
+        <w:rPr w:rFonts="맑은 고딕">
+          <w:rFonts w:ascii="맑은 고딕" w:hAnsi="맑은 고딕" w:eastAsia="맑은 고딕"/>
+          <w:b w:val="0"/>
+          <w:color w:val="6B7280"/>
+          <w:sz w:val="21"/>
+        </w:rPr>
+        <w:t xml:space="preserve">· </w:t>
+      </w:r>
+      <w:r>
+        <w:rPr w:rFonts="맑은 고딕">
+          <w:rFonts w:ascii="맑은 고딕" w:hAnsi="맑은 고딕" w:eastAsia="맑은 고딕"/>
+          <w:b/>
+          <w:color w:val="1F2937"/>
+          <w:sz w:val="21"/>
+        </w:rPr>
+        <w:t xml:space="preserve">아티스트 소개: </w:t>
+      </w:r>
+      <w:r>
+        <w:rPr w:rFonts="맑은 고딕">
+          <w:rFonts w:ascii="맑은 고딕" w:hAnsi="맑은 고딕" w:eastAsia="맑은 고딕"/>
+          <w:b w:val="0"/>
+          <w:sz w:val="21"/>
+        </w:rPr>
+        <w:t>마이클 잭슨은 천재적인 보컬 테크닉과 시각 예술의 극치를 보여준 독보적인 무대 퍼포먼스로 팝 음악을 인류의 보편적 예술의 반열로 끌어올린 불세출의 거장입니다. 인종과 세대, 음악적 장르의 경계를 허물며 20세기 후반 현대 대중문화의 문법을 단신으로 새로 쓴 불멸의 '팝의 황제'입니다.</w:t>
+      </w:r>
+    </w:p>
+    <w:p>
+      <w:pPr>
+        <w:spacing w:line="324" w:lineRule="auto" w:before="200" w:after="80"/>
+      </w:pPr>
+      <w:r>
+        <w:rPr w:rFonts="맑은 고딕">
+          <w:rFonts w:ascii="맑은 고딕" w:hAnsi="맑은 고딕" w:eastAsia="맑은 고딕"/>
+          <w:b/>
+          <w:color w:val="1E3A8A"/>
+          <w:sz w:val="24"/>
+        </w:rPr>
+        <w:t>3. 음반 상세 분석</w:t>
+      </w:r>
+    </w:p>
+    <w:p>
+      <w:pPr>
+        <w:spacing w:line="324" w:lineRule="auto" w:after="80"/>
+      </w:pPr>
+      <w:r>
+        <w:rPr w:rFonts="맑은 고딕">
+          <w:rFonts w:ascii="맑은 고딕" w:hAnsi="맑은 고딕" w:eastAsia="맑은 고딕"/>
+          <w:b w:val="0"/>
+          <w:color w:val="6B7280"/>
+          <w:sz w:val="21"/>
+        </w:rPr>
+        <w:t xml:space="preserve">· </w:t>
+      </w:r>
+      <w:r>
+        <w:rPr w:rFonts="맑은 고딕">
+          <w:rFonts w:ascii="맑은 고딕" w:hAnsi="맑은 고딕" w:eastAsia="맑은 고딕"/>
+          <w:b/>
+          <w:color w:val="1F2937"/>
+          <w:sz w:val="21"/>
+        </w:rPr>
+        <w:t xml:space="preserve">역사적 위치: </w:t>
+      </w:r>
+      <w:r>
+        <w:rPr w:rFonts="맑은 고딕">
+          <w:rFonts w:ascii="맑은 고딕" w:hAnsi="맑은 고딕" w:eastAsia="맑은 고딕"/>
+          <w:b w:val="0"/>
+          <w:sz w:val="21"/>
+        </w:rPr>
+        <w:t>80년대를 호령했던 화려한 팝-소울의 공식에서 벗어나, 90년대 언더그라운드 스트리트 사운드였던 뉴 잭 스윙과 인더스트리얼 록, 힙합 비트를 메인스트림의 정점으로 끌어올린 혁신적인 앨범입니다. 거친 기계적 질감과 가스펠, 클래시컬한 오케스트레이션이 완벽한 음악적 조화를 이루며 마이클 잭슨이 단순한 보컬리스트를 넘어 사운드의 총괄 지휘자로서 비범한 역량을 갖추었음을 전 세계에 선언한 작품입니다.</w:t>
+      </w:r>
+    </w:p>
+    <w:p>
+      <w:pPr>
+        <w:spacing w:line="324" w:lineRule="auto" w:after="80"/>
+      </w:pPr>
+      <w:r>
+        <w:rPr w:rFonts="맑은 고딕">
+          <w:rFonts w:ascii="맑은 고딕" w:hAnsi="맑은 고딕" w:eastAsia="맑은 고딕"/>
+          <w:b w:val="0"/>
+          <w:color w:val="6B7280"/>
+          <w:sz w:val="21"/>
+        </w:rPr>
+        <w:t xml:space="preserve">· </w:t>
+      </w:r>
+      <w:r>
+        <w:rPr w:rFonts="맑은 고딕">
+          <w:rFonts w:ascii="맑은 고딕" w:hAnsi="맑은 고딕" w:eastAsia="맑은 고딕"/>
+          <w:b/>
+          <w:color w:val="1F2937"/>
+          <w:sz w:val="21"/>
+        </w:rPr>
+        <w:t xml:space="preserve">시대의 흔적(스토리텔링): </w:t>
+      </w:r>
+      <w:r>
+        <w:rPr w:rFonts="맑은 고딕">
+          <w:rFonts w:ascii="맑은 고딕" w:hAnsi="맑은 고딕" w:eastAsia="맑은 고딕"/>
+          <w:b w:val="0"/>
+          <w:sz w:val="21"/>
+        </w:rPr>
+        <w:t>냉전의 종식과 함께 찾아온 새로운 밀레니엄에 대한 기대와 혼돈이 교차하던 1991년, 이 앨범은 격변의 시대를 통과하던 청춘들에게 심장을 울리는 해방의 춤과 도피처를 동시에 제공하였습니다. 인종 차별 철폐와 평화, 지구 환경과 빈곤에 대한 마이클 잭슨의 고뇌가 세련된 선율 속에 묵직하게 녹아들어 당대 전 세계 청년 문화의 정서적 연대를 이끌어낸 시대의 거울이었습니다.</w:t>
+      </w:r>
+    </w:p>
+    <w:p>
+      <w:pPr>
+        <w:spacing w:line="324" w:lineRule="auto" w:before="200" w:after="80"/>
+      </w:pPr>
+      <w:r>
+        <w:rPr w:rFonts="맑은 고딕">
+          <w:rFonts w:ascii="맑은 고딕" w:hAnsi="맑은 고딕" w:eastAsia="맑은 고딕"/>
+          <w:b/>
+          <w:color w:val="1E3A8A"/>
+          <w:sz w:val="24"/>
+        </w:rPr>
+        <w:t>4. 주요 수록곡 및 감상 제언</w:t>
+      </w:r>
+    </w:p>
+    <w:p>
+      <w:pPr>
+        <w:spacing w:line="324" w:lineRule="auto" w:after="80"/>
+      </w:pPr>
+      <w:r>
+        <w:rPr w:rFonts="맑은 고딕">
+          <w:rFonts w:ascii="맑은 고딕" w:hAnsi="맑은 고딕" w:eastAsia="맑은 고딕"/>
+          <w:b w:val="0"/>
+          <w:color w:val="6B7280"/>
+          <w:sz w:val="21"/>
+        </w:rPr>
+        <w:t xml:space="preserve">· </w:t>
+      </w:r>
+      <w:r>
+        <w:rPr w:rFonts="맑은 고딕">
+          <w:rFonts w:ascii="맑은 고딕" w:hAnsi="맑은 고딕" w:eastAsia="맑은 고딕"/>
+          <w:b/>
+          <w:color w:val="1F2937"/>
+          <w:sz w:val="21"/>
+        </w:rPr>
+        <w:t xml:space="preserve">주요 수록곡 특징: </w:t>
+      </w:r>
+      <w:r>
+        <w:rPr w:rFonts="맑은 고딕">
+          <w:rFonts w:ascii="맑은 고딕" w:hAnsi="맑은 고딕" w:eastAsia="맑은 고딕"/>
+          <w:b w:val="0"/>
+          <w:sz w:val="21"/>
+        </w:rPr>
+        <w:t>날카로운 록 기타와 파열 비트의 앙상블로 인종 간의 화합을 노래한 세기의 앤섬 'Black or White', 관능적이고 유려한 그루브의 진수를 보여주는 'Remember the Time', 베토벤 9번 교향곡의 서주를 차용하여 성스러운 구원의 메시지를 장엄하게 길어 올린 대서사시 'Will You Be There', 그리고 순수한 박애주의를 유려한 멜로디로 노래한 'Heal the World'에 이르기까지 폭발적인 열정과 지극한 서정성이 눈부신 조화를 이룹니다.</w:t>
+      </w:r>
+    </w:p>
+    <w:p>
+      <w:pPr>
+        <w:spacing w:line="324" w:lineRule="auto" w:after="80"/>
+      </w:pPr>
+      <w:r>
+        <w:rPr w:rFonts="맑은 고딕">
+          <w:rFonts w:ascii="맑은 고딕" w:hAnsi="맑은 고딕" w:eastAsia="맑은 고딕"/>
+          <w:b w:val="0"/>
+          <w:color w:val="6B7280"/>
+          <w:sz w:val="21"/>
+        </w:rPr>
+        <w:t xml:space="preserve">· </w:t>
+      </w:r>
+      <w:r>
+        <w:rPr w:rFonts="맑은 고딕">
+          <w:rFonts w:ascii="맑은 고딕" w:hAnsi="맑은 고딕" w:eastAsia="맑은 고딕"/>
+          <w:b/>
+          <w:color w:val="1F2937"/>
+          <w:sz w:val="21"/>
+        </w:rPr>
+        <w:t xml:space="preserve">빈티지 감상 제언: </w:t>
+      </w:r>
+      <w:r>
+        <w:rPr w:rFonts="맑은 고딕">
+          <w:rFonts w:ascii="맑은 고딕" w:hAnsi="맑은 고딕" w:eastAsia="맑은 고딕"/>
+          <w:b w:val="0"/>
+          <w:sz w:val="21"/>
+        </w:rPr>
+        <w:t>마크 라이든(Mark Ryden)의 초현실주의적 명화가 수놓인 거대한 게이트폴드 슬리브를 펼쳐 들고, 진공관 앰프를 충분히 예열한 뒤 턴테이블 카트리지를 홈에 얹을 것을 권합니다. 디지털 음원에서는 쉽게 체감할 수 없는 전설적 엔지니어 브루스 스웨디언(Bruce Swedien)의 넓고 깊은 3차원 음장감과 테디 라일리의 탄력적인 아날로그 타악 질감, 그리고 마이클 잭슨의 미세한 숨결 하나까지 묵직하고 따스한 공기로 피어오르는 경이로운 순간을 만끽할 수 있습니다.</w:t>
+      </w:r>
+    </w:p>
+    <w:p>
+      <w:pPr>
+        <w:spacing w:line="324" w:lineRule="auto" w:after="80"/>
+      </w:pPr>
+      <w:r>
+        <w:rPr w:rFonts="맑은 고딕">
+          <w:rFonts w:ascii="맑은 고딕" w:hAnsi="맑은 고딕" w:eastAsia="맑은 고딕"/>
+          <w:b w:val="0"/>
+          <w:color w:val="6B7280"/>
+          <w:sz w:val="21"/>
+        </w:rPr>
+        <w:t xml:space="preserve">· </w:t>
+      </w:r>
+      <w:r>
+        <w:rPr w:rFonts="맑은 고딕">
+          <w:rFonts w:ascii="맑은 고딕" w:hAnsi="맑은 고딕" w:eastAsia="맑은 고딕"/>
+          <w:b/>
+          <w:color w:val="1F2937"/>
+          <w:sz w:val="21"/>
+        </w:rPr>
+        <w:t xml:space="preserve">소장 가치: </w:t>
+      </w:r>
+      <w:r>
+        <w:rPr w:rFonts="맑은 고딕">
+          <w:rFonts w:ascii="맑은 고딕" w:hAnsi="맑은 고딕" w:eastAsia="맑은 고딕"/>
+          <w:b w:val="0"/>
+          <w:sz w:val="21"/>
+        </w:rPr>
+        <w:t>카세트 테이프와 CD의 공세 속에서 제작된 90년대 초기 바이닐로서 본래적인 희소성을 지니며, 음압과 공간감을 극대화하기 위해 두 장으로 분할 제작된 더블 LP의 미덕을 오롯이 간직하고 있습니다. 20세기 대중음악사가 도달했던 테크놀로지와 휴머니즘의 완벽한 융합을 상징하는 음반이기에, 클래식과 팝을 아우르는 모든 바이닐 컬렉터의 서가에서 가장 빛나는 자리를 차지할 자격이 충분합니다.</w:t>
+      </w:r>
+    </w:p>
+    <w:p>
+      <w:pPr>
+        <w:spacing w:line="324" w:lineRule="auto" w:after="120" w:before="160"/>
+      </w:pPr>
+      <w:r>
+        <w:rPr w:rFonts="맑은 고딕">
+          <w:rFonts w:ascii="맑은 고딕" w:hAnsi="맑은 고딕" w:eastAsia="맑은 고딕"/>
+          <w:b/>
+          <w:color w:val="4338CA"/>
+          <w:sz w:val="21"/>
+        </w:rPr>
+        <w:t>이 음반을 통해 시대를 앞서간 음악적 혁신과 마이클 잭슨의 순수한 영혼이 LP의 따스한 숨결을 타고 전해주는 감동을 다시 한번 경험해 보시는 것은 어떨까요?</w:t>
       </w:r>
     </w:p>
     <w:sectPr>
       <w:pgSz w:w="12240" w:h="15840"/>
-      <w:pgMar w:top="1440" w:right="1440" w:bottom="1440" w:left="1440" w:header="720" w:footer="720" w:gutter="0"/>
+      <w:pgMar w:top="1152" w:right="1296" w:bottom="1152" w:left="1296" w:header="720" w:footer="720" w:gutter="0"/>
       <w:cols w:space="720"/>
       <w:docGrid w:linePitch="360"/>
     </w:sectPr>

--- a/word_reports/LP_0241_위치_720_Michael Jackson_Dangerous.docx
+++ b/word_reports/LP_0241_위치_720_Michael Jackson_Dangerous.docx
@@ -32,7 +32,7 @@
     </w:p>
     <w:p>
       <w:pPr>
-        <w:spacing w:line="324" w:lineRule="auto" w:before="80" w:after="160"/>
+        <w:spacing w:line="324" w:lineRule="auto" w:before="80" w:after="120"/>
       </w:pPr>
       <w:r>
         <w:rPr w:rFonts="맑은 고딕">
@@ -42,13 +42,6 @@
           <w:sz w:val="22"/>
         </w:rPr>
         <w:t xml:space="preserve">[음반 소개] </w:t>
-      </w:r>
-      <w:r>
-        <w:rPr w:rFonts="맑은 고딕">
-          <w:rFonts w:ascii="맑은 고딕" w:hAnsi="맑은 고딕" w:eastAsia="맑은 고딕"/>
-          <w:b w:val="0"/>
-          <w:sz w:val="21"/>
-        </w:rPr>
       </w:r>
     </w:p>
     <w:p>
@@ -61,7 +54,33 @@
           <w:b w:val="0"/>
           <w:sz w:val="21"/>
         </w:rPr>
-        <w:t>1990년대의 서막을 화려하게 열어젖히며 팝 음악의 미학적 지평을 다시금 확장한 《Dangerous》는 '팝의 황제' 마이클 잭슨이 자신의 음악적 야심과 영혼의 울림을 온전히 투영해 낸 기념비적인 걸작입니다. 오랜 조력자였던 퀸시 존스의 품을 벗어나 뉴 잭 스윙(New Jack Swing)의 개척자 테디 라일리와 손잡고 일궈낸 이 대담한 서사는, 정교하고 날카로운 리듬의 한계를 부수며 대중음악사에 유례없는 입체적 사운드를 구축하였습니다. 세기말의 불안을 꿰뚫는 강렬한 비트 속에 깃든 인류애와 숭고한 서정성은 턴테이블 위에서 검은 바이닐이 회전할 때마다 세월의 먼지를 털어내고 숨이 멎을 듯한 경외감을 선사합니다.</w:t>
+        <w:t>1991년 11월 세상에 공개된 마이클 잭슨의 여덟 번째 솔로 정규작 《Dangerous》는 팝의 제왕이 스스로 구축했던 찬란한 왕국을 과감히 해체하고, 미지의 새로운 영토를 향해 내딛은 거대한 예술적 도약이었습니다. 전작 《Bad》 이후 4년 만에 선보인 이 앨범은 반평생 음악적 동지였던 거장 퀸시 존스(Quincy Jones)의 품을 떠나, 당대 뉴 잭 스윙(New Jack Swing)의 개척자였던 젊은 프로듀서 테디 라일리(Teddy Riley)와의 조우를 통해 완성되었습니다. 1990년대 초반, 그런지와 얼터너티브 록이 대중음악계의 지형을 뒤흔들던 격변의 시기 속에서 마이클 잭슨은 유행에 편승하는 대신 리듬 앤 블루스와 인더스트리얼 사운드, 펑크(Funk), 그리고 클래시컬한 오케스트레이션을 혁신적으로 융합하며 대중음악이 도달할 수 있는 가장 전위적이면서도 완벽한 사운드 스케이프를 창조해 냈습니다.</w:t>
+      </w:r>
+    </w:p>
+    <w:p>
+      <w:pPr>
+        <w:spacing w:line="324" w:lineRule="auto" w:after="120"/>
+      </w:pPr>
+      <w:r>
+        <w:rPr w:rFonts="맑은 고딕">
+          <w:rFonts w:ascii="맑은 고딕" w:hAnsi="맑은 고딕" w:eastAsia="맑은 고딕"/>
+          <w:b w:val="0"/>
+          <w:sz w:val="21"/>
+        </w:rPr>
+        <w:t>화려한 시각적 상징으로 가득 찬 마크 라이든(Mark Ryden)의 초현실주의적 커버 아트워크가 암시하듯, 이 음반은 화려함 뒤에 숨겨진 인간 내면의 불안과 고독, 그리고 세계를 향한 준엄한 메시지를 내포하고 있습니다. 금속성의 차갑고 날카로운 비트가 지배하는 첫 번째 파트에서부터 휴머니즘과 영적 구원을 갈망하는 웅장한 가스펠과 발라드로 이어지는 후반부의 구성은 한 편의 서사시처럼 유기적입니다. 그는 인종차별에 대한 통렬한 비판과 환경 파괴에 대한 경고, 고통받는 아이들을 위한 자비의 손길을 촉구하며 음악이 단순한 유희를 넘어 인류를 치유하는 도구가 될 수 있음을 입증하고자 했습니다. 그의 보컬은 때로는 면도날처럼 예리하게 찢어지고, 때로는 상처 입은 영혼을 어루만지듯 깊은 온기를 품으며 청자의 심장을 파고듭니다.</w:t>
+      </w:r>
+    </w:p>
+    <w:p>
+      <w:pPr>
+        <w:spacing w:line="324" w:lineRule="auto" w:after="120"/>
+      </w:pPr>
+      <w:r>
+        <w:rPr w:rFonts="맑은 고딕">
+          <w:rFonts w:ascii="맑은 고딕" w:hAnsi="맑은 고딕" w:eastAsia="맑은 고딕"/>
+          <w:b w:val="0"/>
+          <w:sz w:val="21"/>
+        </w:rPr>
+        <w:t>세월이 흘러 디지털 음원이 범람하는 오늘날, 더블 LP 바이닐의 두툼한 그루브를 통해 되살아나는 《Dangerous》의 울림은 실로 압도적입니다. 정교하게 조율된 스네어의 타격감, 공간을 가득 채우는 서정적인 스트링 선율, 그리고 마이클 잭슨 특유의 호흡과 기교가 아날로그 음향의 품에서 비로소 살아 숨 쉽니다. 그것은 20세기 후반 팝 음악이 달성했던 가장 찬란한 테크놀로지와 인간 영혼의 순수한 서정이 맞닿은 불멸의 기념비이며, 시대를 초월하여 언제나 우리에게 전율과 위로를 동시에 선사하는 진정한 걸작의 품격을 여실히 보여줍니다.</w:t>
       </w:r>
     </w:p>
     <w:p>
@@ -168,7 +187,7 @@
           <w:b w:val="0"/>
           <w:sz w:val="21"/>
         </w:rPr>
-        <w:t>1991년 11월 26일 에픽 레코드(Epic Records)를 통해 발매된 마이클 잭슨의 통산 8번째 정규 스튜디오 앨범으로, 77분에 달하는 장대한 음악적 서사를 온전한 음질로 담아내기 위해 호화로운 2LP(더블 바이닐) 형태로 제작되어 현대 팝 음악의 패러다임을 바꾼 역사적 역작입니다.</w:t>
+        <w:t>1991년 11월 26일 에픽 레코드(Epic Records)를 통해 발매된 마이클 잭슨의 통산 8번째 정규 스튜디오 앨범이자, 퀸시 존스와의 결별 후 새로운 시대를 선언한 2LP 대작입니다.</w:t>
       </w:r>
     </w:p>
     <w:p>
@@ -199,7 +218,7 @@
           <w:b w:val="0"/>
           <w:sz w:val="21"/>
         </w:rPr>
-        <w:t>발매와 동시에 미국 빌보드 200 차트와 영국 오피셜 앨범 차트를 포함한 전 세계 주요 차트 1위를 석권하였으며, 전 세계적으로 3,200만 장 이상의 경이적인 판매고를 기록하며 바이닐 시대를 지나 디지털 매체로 전환되던 과도기 속에서도 독보적인 대중적 파급력을 과시하였습니다.</w:t>
+        <w:t>발매 직후 빌보드 200 앨범 차트 1위에 직행하였으며, 전 세계적으로 3,200만 장 이상의 경이적인 판매고를 기록하며 1990년대를 대표하는 최고의 베스트셀러 중 하나로 자리 잡았습니다.</w:t>
       </w:r>
     </w:p>
     <w:p>
@@ -230,7 +249,7 @@
           <w:b w:val="0"/>
           <w:sz w:val="21"/>
         </w:rPr>
-        <w:t>1993년 제35회 그래미 어워드에서 대중음악 엔지니어링의 정점으로 평가받는 '베스트 엔지니어드 앨범(Best Engineered Album, Non-Classical)' 부문을 수상하였으며, 아메리칸 뮤직 어워드(AMA) '페이보릿 팝/록 앨범' 등 유수의 음악상을 휩쓸며 음악성과 예술적 완성도를 두루 공인받았습니다.</w:t>
+        <w:t>제35회 그래미 어워드 '베스트 엔지니어드 앨범(비클래식 부문)' 수상, 아메리칸 뮤직 어워드 '페이보릿 팝/록 앨범' 수상 등 유수의 시상식을 석권하며 상업성과 예술성을 동시에 공인받았습니다.</w:t>
       </w:r>
     </w:p>
     <w:p>
@@ -306,7 +325,7 @@
           <w:b w:val="0"/>
           <w:sz w:val="21"/>
         </w:rPr>
-        <w:t>1958년 8월 29일 – 2009년 6월 25일</w:t>
+        <w:t>1958년 8월 29일 ~ 2009년 6월 25일</w:t>
       </w:r>
     </w:p>
     <w:p>
@@ -337,7 +356,7 @@
           <w:b w:val="0"/>
           <w:sz w:val="21"/>
         </w:rPr>
-        <w:t>솔로 (전 잭슨 파이브 / The Jacksons 멤버)</w:t>
+        <w:t>솔로 (The Jackson 5 / The Jacksons 출신)</w:t>
       </w:r>
     </w:p>
     <w:p>
@@ -368,7 +387,7 @@
           <w:b w:val="0"/>
           <w:sz w:val="21"/>
         </w:rPr>
-        <w:t>마이클 잭슨은 천재적인 보컬 테크닉과 시각 예술의 극치를 보여준 독보적인 무대 퍼포먼스로 팝 음악을 인류의 보편적 예술의 반열로 끌어올린 불세출의 거장입니다. 인종과 세대, 음악적 장르의 경계를 허물며 20세기 후반 현대 대중문화의 문법을 단신으로 새로 쓴 불멸의 '팝의 황제'입니다.</w:t>
+        <w:t>'팝의 황제(King of Pop)'로 불리는 마이클 잭슨은 보컬, 댄스, 작곡, 프로듀싱, 비주얼 아트 전반에 걸쳐 20세기 대중문화를 완전히 재정의한 독보적 천재입니다. 인종의 장벽을 무너뜨리고 음악을 통해 전 지구적 연대와 평화를 노래하며 인류 역사상 가장 위대한 엔터테이너이자 예술가로 영원히 기억되고 있습니다.</w:t>
       </w:r>
     </w:p>
     <w:p>
@@ -413,7 +432,7 @@
           <w:b w:val="0"/>
           <w:sz w:val="21"/>
         </w:rPr>
-        <w:t>80년대를 호령했던 화려한 팝-소울의 공식에서 벗어나, 90년대 언더그라운드 스트리트 사운드였던 뉴 잭 스윙과 인더스트리얼 록, 힙합 비트를 메인스트림의 정점으로 끌어올린 혁신적인 앨범입니다. 거친 기계적 질감과 가스펠, 클래시컬한 오케스트레이션이 완벽한 음악적 조화를 이루며 마이클 잭슨이 단순한 보컬리스트를 넘어 사운드의 총괄 지휘자로서 비범한 역량을 갖추었음을 전 세계에 선언한 작품입니다.</w:t>
+        <w:t>80년대 메가 히트 신화(Thriller, Bad)의 그늘에 안주하지 않고, 90년대 새로운 흐름이었던 뉴 잭 스윙과 힙합 요소를 대담하게 수용하여 팝 음악의 진화를 이끌어낸 전환점적 명반입니다.</w:t>
       </w:r>
     </w:p>
     <w:p>
@@ -444,7 +463,7 @@
           <w:b w:val="0"/>
           <w:sz w:val="21"/>
         </w:rPr>
-        <w:t>냉전의 종식과 함께 찾아온 새로운 밀레니엄에 대한 기대와 혼돈이 교차하던 1991년, 이 앨범은 격변의 시대를 통과하던 청춘들에게 심장을 울리는 해방의 춤과 도피처를 동시에 제공하였습니다. 인종 차별 철폐와 평화, 지구 환경과 빈곤에 대한 마이클 잭슨의 고뇌가 세련된 선율 속에 묵직하게 녹아들어 당대 전 세계 청년 문화의 정서적 연대를 이끌어낸 시대의 거울이었습니다.</w:t>
+        <w:t>냉전의 종식과 함께 새로운 밀레니엄의 희망과 세기말적 불안이 교차하던 1991년, MTV 세대의 청춘들에게 강렬한 댄스 비트와 함께 인종 화합, 환경 보호, 치유의 메시지를 던지며 시대의 문화적 양심을 일깨운 정서적 이정표였습니다.</w:t>
       </w:r>
     </w:p>
     <w:p>
@@ -489,7 +508,130 @@
           <w:b w:val="0"/>
           <w:sz w:val="21"/>
         </w:rPr>
-        <w:t>날카로운 록 기타와 파열 비트의 앙상블로 인종 간의 화합을 노래한 세기의 앤섬 'Black or White', 관능적이고 유려한 그루브의 진수를 보여주는 'Remember the Time', 베토벤 9번 교향곡의 서주를 차용하여 성스러운 구원의 메시지를 장엄하게 길어 올린 대서사시 'Will You Be There', 그리고 순수한 박애주의를 유려한 멜로디로 노래한 'Heal the World'에 이르기까지 폭발적인 열정과 지극한 서정성이 눈부신 조화를 이룹니다.</w:t>
+      </w:r>
+    </w:p>
+    <w:p>
+      <w:pPr>
+        <w:spacing w:line="324" w:lineRule="auto" w:after="80"/>
+      </w:pPr>
+      <w:r>
+        <w:rPr w:rFonts="맑은 고딕">
+          <w:rFonts w:ascii="맑은 고딕" w:hAnsi="맑은 고딕" w:eastAsia="맑은 고딕"/>
+          <w:b w:val="0"/>
+          <w:color w:val="6B7280"/>
+          <w:sz w:val="21"/>
+        </w:rPr>
+        <w:t xml:space="preserve">· </w:t>
+      </w:r>
+      <w:r>
+        <w:rPr w:rFonts="맑은 고딕">
+          <w:rFonts w:ascii="맑은 고딕" w:hAnsi="맑은 고딕" w:eastAsia="맑은 고딕"/>
+          <w:b/>
+          <w:color w:val="1F2937"/>
+          <w:sz w:val="21"/>
+        </w:rPr>
+        <w:t xml:space="preserve">'Black or White': </w:t>
+      </w:r>
+      <w:r>
+        <w:rPr w:rFonts="맑은 고딕">
+          <w:rFonts w:ascii="맑은 고딕" w:hAnsi="맑은 고딕" w:eastAsia="맑은 고딕"/>
+          <w:b w:val="0"/>
+          <w:sz w:val="21"/>
+        </w:rPr>
+        <w:t>슬래시의 거친 록 기타 리프와 경쾌한 댄스 그루브가 절묘하게 교차하며 인종 차별에 대한 명쾌한 해답을 제시하는 팝 앤 록의 걸작입니다.</w:t>
+      </w:r>
+    </w:p>
+    <w:p>
+      <w:pPr>
+        <w:spacing w:line="324" w:lineRule="auto" w:after="80"/>
+      </w:pPr>
+      <w:r>
+        <w:rPr w:rFonts="맑은 고딕">
+          <w:rFonts w:ascii="맑은 고딕" w:hAnsi="맑은 고딕" w:eastAsia="맑은 고딕"/>
+          <w:b w:val="0"/>
+          <w:color w:val="6B7280"/>
+          <w:sz w:val="21"/>
+        </w:rPr>
+        <w:t xml:space="preserve">· </w:t>
+      </w:r>
+      <w:r>
+        <w:rPr w:rFonts="맑은 고딕">
+          <w:rFonts w:ascii="맑은 고딕" w:hAnsi="맑은 고딕" w:eastAsia="맑은 고딕"/>
+          <w:b/>
+          <w:color w:val="1F2937"/>
+          <w:sz w:val="21"/>
+        </w:rPr>
+        <w:t xml:space="preserve">'Heal the World': </w:t>
+      </w:r>
+      <w:r>
+        <w:rPr w:rFonts="맑은 고딕">
+          <w:rFonts w:ascii="맑은 고딕" w:hAnsi="맑은 고딕" w:eastAsia="맑은 고딕"/>
+          <w:b w:val="0"/>
+          <w:sz w:val="21"/>
+        </w:rPr>
+        <w:t>풍성한 오케스트레이션과 소년 합창단의 하모니가 어우러져 한 편의 성가처럼 장엄하고 서정적인 평화의 염원을 전하는 대서사 발라드입니다.</w:t>
+      </w:r>
+    </w:p>
+    <w:p>
+      <w:pPr>
+        <w:spacing w:line="324" w:lineRule="auto" w:after="80"/>
+      </w:pPr>
+      <w:r>
+        <w:rPr w:rFonts="맑은 고딕">
+          <w:rFonts w:ascii="맑은 고딕" w:hAnsi="맑은 고딕" w:eastAsia="맑은 고딕"/>
+          <w:b w:val="0"/>
+          <w:color w:val="6B7280"/>
+          <w:sz w:val="21"/>
+        </w:rPr>
+        <w:t xml:space="preserve">· </w:t>
+      </w:r>
+      <w:r>
+        <w:rPr w:rFonts="맑은 고딕">
+          <w:rFonts w:ascii="맑은 고딕" w:hAnsi="맑은 고딕" w:eastAsia="맑은 고딕"/>
+          <w:b/>
+          <w:color w:val="1F2937"/>
+          <w:sz w:val="21"/>
+        </w:rPr>
+        <w:t xml:space="preserve">'Remember the Time': </w:t>
+      </w:r>
+      <w:r>
+        <w:rPr w:rFonts="맑은 고딕">
+          <w:rFonts w:ascii="맑은 고딕" w:hAnsi="맑은 고딕" w:eastAsia="맑은 고딕"/>
+          <w:b w:val="0"/>
+          <w:sz w:val="21"/>
+        </w:rPr>
+        <w:t>테디 라일리 특유의 세련되고 쫀득한 뉴 잭 스윙 리듬 위로 마이클 잭슨의 감미롭고 매혹적인 보컬이 유영하는 R&amp;B의 정수입니다.</w:t>
+      </w:r>
+    </w:p>
+    <w:p>
+      <w:pPr>
+        <w:spacing w:line="324" w:lineRule="auto" w:after="80"/>
+      </w:pPr>
+      <w:r>
+        <w:rPr w:rFonts="맑은 고딕">
+          <w:rFonts w:ascii="맑은 고딕" w:hAnsi="맑은 고딕" w:eastAsia="맑은 고딕"/>
+          <w:b w:val="0"/>
+          <w:color w:val="6B7280"/>
+          <w:sz w:val="21"/>
+        </w:rPr>
+        <w:t xml:space="preserve">· </w:t>
+      </w:r>
+      <w:r>
+        <w:rPr w:rFonts="맑은 고딕">
+          <w:rFonts w:ascii="맑은 고딕" w:hAnsi="맑은 고딕" w:eastAsia="맑은 고딕"/>
+          <w:b/>
+          <w:color w:val="1F2937"/>
+          <w:sz w:val="21"/>
+        </w:rPr>
+        <w:t xml:space="preserve">'Dangerous': </w:t>
+      </w:r>
+      <w:r>
+        <w:rPr w:rFonts="맑은 고딕">
+          <w:rFonts w:ascii="맑은 고딕" w:hAnsi="맑은 고딕" w:eastAsia="맑은 고딕"/>
+          <w:b w:val="0"/>
+          <w:sz w:val="21"/>
+        </w:rPr>
+        <w:t>차갑고 절제된 기계적 비트와 긴장감 넘치는 보컬이 치명적인 유혹의 순간을 극적으로 형상화한 타이틀 트랙입니다.</w:t>
       </w:r>
     </w:p>
     <w:p>
@@ -520,7 +662,7 @@
           <w:b w:val="0"/>
           <w:sz w:val="21"/>
         </w:rPr>
-        <w:t>마크 라이든(Mark Ryden)의 초현실주의적 명화가 수놓인 거대한 게이트폴드 슬리브를 펼쳐 들고, 진공관 앰프를 충분히 예열한 뒤 턴테이블 카트리지를 홈에 얹을 것을 권합니다. 디지털 음원에서는 쉽게 체감할 수 없는 전설적 엔지니어 브루스 스웨디언(Bruce Swedien)의 넓고 깊은 3차원 음장감과 테디 라일리의 탄력적인 아날로그 타악 질감, 그리고 마이클 잭슨의 미세한 숨결 하나까지 묵직하고 따스한 공기로 피어오르는 경이로운 순간을 만끽할 수 있습니다.</w:t>
+        <w:t>2장의 바이닐로 넉넉하게 음골을 새겨 넣은 더블 LP 특성상, 진공관 앰프를 통해 증폭되는 저역의 펀치력과 드럼 스네어의 질감이 대단히 입체적입니다. 날카로운 디지털 리듬과 따스한 오케스트라 현악의 잔향이 턴테이블의 아날로그 바늘 끝에서 절묘한 균형을 이루는 깊이 있는 사운드를 음미하시길 권합니다.</w:t>
       </w:r>
     </w:p>
     <w:p>
@@ -551,7 +693,7 @@
           <w:b w:val="0"/>
           <w:sz w:val="21"/>
         </w:rPr>
-        <w:t>카세트 테이프와 CD의 공세 속에서 제작된 90년대 초기 바이닐로서 본래적인 희소성을 지니며, 음압과 공간감을 극대화하기 위해 두 장으로 분할 제작된 더블 LP의 미덕을 오롯이 간직하고 있습니다. 20세기 대중음악사가 도달했던 테크놀로지와 휴머니즘의 완벽한 융합을 상징하는 음반이기에, 클래식과 팝을 아우르는 모든 바이닐 컬렉터의 서가에서 가장 빛나는 자리를 차지할 자격이 충분합니다.</w:t>
+        <w:t>정교하고 신비로운 마크 라이든의 초대형 게이트폴드 커버 아트를 만끽할 수 있을 뿐 아니라, 팝 음악사의 황금기를 이끈 황제의 전성기 사운드가 아날로그 바이닐의 고유한 결에 오롯이 담겨 있어 컬렉터라면 반드시 곁에 두어야 할 영구 소장 가치의 명작입니다.</w:t>
       </w:r>
     </w:p>
     <w:p>
@@ -565,7 +707,7 @@
           <w:color w:val="4338CA"/>
           <w:sz w:val="21"/>
         </w:rPr>
-        <w:t>이 음반을 통해 시대를 앞서간 음악적 혁신과 마이클 잭슨의 순수한 영혼이 LP의 따스한 숨결을 타고 전해주는 감동을 다시 한번 경험해 보시는 것은 어떨까요?</w:t>
+        <w:t>이 음반을 통해 세월이 흘러도 변치 않는 팝의 황제가 전해주는 감동을 다시 한번 경험해 보시는 것은 어떨까요?</w:t>
       </w:r>
     </w:p>
     <w:sectPr>
